--- a/reports/us_market_recap_2026-10-15_BJT_us_2026-10-14_final.docx
+++ b/reports/us_market_recap_2026-10-15_BJT_us_2026-10-14_final.docx
@@ -7858,7 +7858,7 @@
                 <w:color w:val="141414"/>
                 <w:sz w:val="16"/>
               </w:rPr>
-              <w:t>不可得</w:t>
+              <w:t>2026-10-16</w:t>
             </w:r>
           </w:p>
         </w:tc>
@@ -7884,7 +7884,7 @@
                 <w:color w:val="141414"/>
                 <w:sz w:val="16"/>
               </w:rPr>
-              <w:t>nan</w:t>
+              <w:t>1.38</w:t>
             </w:r>
           </w:p>
         </w:tc>
@@ -7910,7 +7910,7 @@
                 <w:color w:val="141414"/>
                 <w:sz w:val="16"/>
               </w:rPr>
-              <w:t>nan%</w:t>
+              <w:t>8.2%</w:t>
             </w:r>
           </w:p>
         </w:tc>
@@ -7936,7 +7936,7 @@
                 <w:color w:val="141414"/>
                 <w:sz w:val="16"/>
               </w:rPr>
-              <w:t>source unavailable</w:t>
+              <w:t>无阈值报警</w:t>
             </w:r>
           </w:p>
         </w:tc>
@@ -7994,7 +7994,7 @@
                 <w:color w:val="141414"/>
                 <w:sz w:val="16"/>
               </w:rPr>
-              <w:t>不可得</w:t>
+              <w:t>2026-10-30</w:t>
             </w:r>
           </w:p>
         </w:tc>
@@ -8020,7 +8020,7 @@
                 <w:color w:val="141414"/>
                 <w:sz w:val="16"/>
               </w:rPr>
-              <w:t>nan</w:t>
+              <w:t>1.72</w:t>
             </w:r>
           </w:p>
         </w:tc>
@@ -8046,7 +8046,7 @@
                 <w:color w:val="141414"/>
                 <w:sz w:val="16"/>
               </w:rPr>
-              <w:t>nan%</w:t>
+              <w:t>14.7%</w:t>
             </w:r>
           </w:p>
         </w:tc>
@@ -8072,7 +8072,7 @@
                 <w:color w:val="141414"/>
                 <w:sz w:val="16"/>
               </w:rPr>
-              <w:t>source unavailable</w:t>
+              <w:t>无阈值报警</w:t>
             </w:r>
           </w:p>
         </w:tc>
@@ -8130,7 +8130,7 @@
                 <w:color w:val="141414"/>
                 <w:sz w:val="16"/>
               </w:rPr>
-              <w:t>不可得</w:t>
+              <w:t>2026-10-30</w:t>
             </w:r>
           </w:p>
         </w:tc>
@@ -8156,7 +8156,7 @@
                 <w:color w:val="141414"/>
                 <w:sz w:val="16"/>
               </w:rPr>
-              <w:t>nan</w:t>
+              <w:t>0.97</w:t>
             </w:r>
           </w:p>
         </w:tc>
@@ -8182,7 +8182,7 @@
                 <w:color w:val="141414"/>
                 <w:sz w:val="16"/>
               </w:rPr>
-              <w:t>nan%</w:t>
+              <w:t>9.7%</w:t>
             </w:r>
           </w:p>
         </w:tc>
@@ -8208,7 +8208,7 @@
                 <w:color w:val="141414"/>
                 <w:sz w:val="16"/>
               </w:rPr>
-              <w:t>source unavailable</w:t>
+              <w:t>无阈值报警</w:t>
             </w:r>
           </w:p>
         </w:tc>
@@ -8674,142 +8674,6 @@
                 <w:color w:val="141414"/>
                 <w:sz w:val="16"/>
               </w:rPr>
-              <w:t>2026-10-16</w:t>
-            </w:r>
-          </w:p>
-        </w:tc>
-        <w:tc>
-          <w:tcPr>
-            <w:tcW w:type="dxa" w:w="1800"/>
-            <w:vAlign w:val="center"/>
-            <w:shd w:fill="FFFFFF"/>
-            <w:tcMar>
-              <w:top w:w="90" w:type="dxa"/>
-              <w:start w:w="90" w:type="dxa"/>
-              <w:bottom w:w="90" w:type="dxa"/>
-              <w:end w:w="90" w:type="dxa"/>
-            </w:tcMar>
-          </w:tcPr>
-          <w:p>
-            <w:pPr>
-              <w:spacing w:before="60" w:after="60" w:line="240" w:lineRule="auto"/>
-            </w:pPr>
-            <w:r>
-              <w:rPr>
-                <w:b w:val="0"/>
-                <w:color w:val="141414"/>
-                <w:sz w:val="16"/>
-              </w:rPr>
-              <w:t>5.89</w:t>
-            </w:r>
-          </w:p>
-        </w:tc>
-        <w:tc>
-          <w:tcPr>
-            <w:tcW w:type="dxa" w:w="2016"/>
-            <w:vAlign w:val="center"/>
-            <w:shd w:fill="FFFFFF"/>
-            <w:tcMar>
-              <w:top w:w="90" w:type="dxa"/>
-              <w:start w:w="90" w:type="dxa"/>
-              <w:bottom w:w="90" w:type="dxa"/>
-              <w:end w:w="90" w:type="dxa"/>
-            </w:tcMar>
-          </w:tcPr>
-          <w:p>
-            <w:pPr>
-              <w:spacing w:before="60" w:after="60" w:line="240" w:lineRule="auto"/>
-            </w:pPr>
-            <w:r>
-              <w:rPr>
-                <w:b w:val="0"/>
-                <w:color w:val="141414"/>
-                <w:sz w:val="16"/>
-              </w:rPr>
-              <w:t>39.4%</w:t>
-            </w:r>
-          </w:p>
-        </w:tc>
-        <w:tc>
-          <w:tcPr>
-            <w:tcW w:type="dxa" w:w="2880"/>
-            <w:vAlign w:val="center"/>
-            <w:shd w:fill="FFFFFF"/>
-            <w:tcMar>
-              <w:top w:w="90" w:type="dxa"/>
-              <w:start w:w="90" w:type="dxa"/>
-              <w:bottom w:w="90" w:type="dxa"/>
-              <w:end w:w="90" w:type="dxa"/>
-            </w:tcMar>
-          </w:tcPr>
-          <w:p>
-            <w:pPr>
-              <w:spacing w:before="60" w:after="60" w:line="240" w:lineRule="auto"/>
-            </w:pPr>
-            <w:r>
-              <w:rPr>
-                <w:b w:val="0"/>
-                <w:color w:val="141414"/>
-                <w:sz w:val="16"/>
-              </w:rPr>
-              <w:t>call-heavy, strike-concentration</w:t>
-            </w:r>
-          </w:p>
-        </w:tc>
-      </w:tr>
-      <w:tr>
-        <w:trPr>
-          <w:cantSplit/>
-        </w:trPr>
-        <w:tc>
-          <w:tcPr>
-            <w:tcW w:type="dxa" w:w="1080"/>
-            <w:vAlign w:val="center"/>
-            <w:shd w:fill="FFFFFF"/>
-            <w:tcMar>
-              <w:top w:w="90" w:type="dxa"/>
-              <w:start w:w="90" w:type="dxa"/>
-              <w:bottom w:w="90" w:type="dxa"/>
-              <w:end w:w="90" w:type="dxa"/>
-            </w:tcMar>
-          </w:tcPr>
-          <w:p>
-            <w:pPr>
-              <w:spacing w:before="60" w:after="60" w:line="240" w:lineRule="auto"/>
-              <w:jc w:val="center"/>
-            </w:pPr>
-            <w:r>
-              <w:rPr>
-                <w:b w:val="0"/>
-                <w:color w:val="141414"/>
-                <w:sz w:val="16"/>
-              </w:rPr>
-              <w:t>CRDO</w:t>
-            </w:r>
-          </w:p>
-        </w:tc>
-        <w:tc>
-          <w:tcPr>
-            <w:tcW w:type="dxa" w:w="1656"/>
-            <w:vAlign w:val="center"/>
-            <w:shd w:fill="FFFFFF"/>
-            <w:tcMar>
-              <w:top w:w="90" w:type="dxa"/>
-              <w:start w:w="90" w:type="dxa"/>
-              <w:bottom w:w="90" w:type="dxa"/>
-              <w:end w:w="90" w:type="dxa"/>
-            </w:tcMar>
-          </w:tcPr>
-          <w:p>
-            <w:pPr>
-              <w:spacing w:before="60" w:after="60" w:line="240" w:lineRule="auto"/>
-            </w:pPr>
-            <w:r>
-              <w:rPr>
-                <w:b w:val="0"/>
-                <w:color w:val="141414"/>
-                <w:sz w:val="16"/>
-              </w:rPr>
               <w:t>不可得</w:t>
             </w:r>
           </w:p>
@@ -8889,6 +8753,142 @@
                 <w:sz w:val="16"/>
               </w:rPr>
               <w:t>source unavailable</w:t>
+            </w:r>
+          </w:p>
+        </w:tc>
+      </w:tr>
+      <w:tr>
+        <w:trPr>
+          <w:cantSplit/>
+        </w:trPr>
+        <w:tc>
+          <w:tcPr>
+            <w:tcW w:type="dxa" w:w="1080"/>
+            <w:vAlign w:val="center"/>
+            <w:shd w:fill="FFFFFF"/>
+            <w:tcMar>
+              <w:top w:w="90" w:type="dxa"/>
+              <w:start w:w="90" w:type="dxa"/>
+              <w:bottom w:w="90" w:type="dxa"/>
+              <w:end w:w="90" w:type="dxa"/>
+            </w:tcMar>
+          </w:tcPr>
+          <w:p>
+            <w:pPr>
+              <w:spacing w:before="60" w:after="60" w:line="240" w:lineRule="auto"/>
+              <w:jc w:val="center"/>
+            </w:pPr>
+            <w:r>
+              <w:rPr>
+                <w:b w:val="0"/>
+                <w:color w:val="141414"/>
+                <w:sz w:val="16"/>
+              </w:rPr>
+              <w:t>CRDO</w:t>
+            </w:r>
+          </w:p>
+        </w:tc>
+        <w:tc>
+          <w:tcPr>
+            <w:tcW w:type="dxa" w:w="1656"/>
+            <w:vAlign w:val="center"/>
+            <w:shd w:fill="FFFFFF"/>
+            <w:tcMar>
+              <w:top w:w="90" w:type="dxa"/>
+              <w:start w:w="90" w:type="dxa"/>
+              <w:bottom w:w="90" w:type="dxa"/>
+              <w:end w:w="90" w:type="dxa"/>
+            </w:tcMar>
+          </w:tcPr>
+          <w:p>
+            <w:pPr>
+              <w:spacing w:before="60" w:after="60" w:line="240" w:lineRule="auto"/>
+            </w:pPr>
+            <w:r>
+              <w:rPr>
+                <w:b w:val="0"/>
+                <w:color w:val="141414"/>
+                <w:sz w:val="16"/>
+              </w:rPr>
+              <w:t>2026-10-16</w:t>
+            </w:r>
+          </w:p>
+        </w:tc>
+        <w:tc>
+          <w:tcPr>
+            <w:tcW w:type="dxa" w:w="1800"/>
+            <w:vAlign w:val="center"/>
+            <w:shd w:fill="FFFFFF"/>
+            <w:tcMar>
+              <w:top w:w="90" w:type="dxa"/>
+              <w:start w:w="90" w:type="dxa"/>
+              <w:bottom w:w="90" w:type="dxa"/>
+              <w:end w:w="90" w:type="dxa"/>
+            </w:tcMar>
+          </w:tcPr>
+          <w:p>
+            <w:pPr>
+              <w:spacing w:before="60" w:after="60" w:line="240" w:lineRule="auto"/>
+            </w:pPr>
+            <w:r>
+              <w:rPr>
+                <w:b w:val="0"/>
+                <w:color w:val="141414"/>
+                <w:sz w:val="16"/>
+              </w:rPr>
+              <w:t>1.40</w:t>
+            </w:r>
+          </w:p>
+        </w:tc>
+        <w:tc>
+          <w:tcPr>
+            <w:tcW w:type="dxa" w:w="2016"/>
+            <w:vAlign w:val="center"/>
+            <w:shd w:fill="FFFFFF"/>
+            <w:tcMar>
+              <w:top w:w="90" w:type="dxa"/>
+              <w:start w:w="90" w:type="dxa"/>
+              <w:bottom w:w="90" w:type="dxa"/>
+              <w:end w:w="90" w:type="dxa"/>
+            </w:tcMar>
+          </w:tcPr>
+          <w:p>
+            <w:pPr>
+              <w:spacing w:before="60" w:after="60" w:line="240" w:lineRule="auto"/>
+            </w:pPr>
+            <w:r>
+              <w:rPr>
+                <w:b w:val="0"/>
+                <w:color w:val="141414"/>
+                <w:sz w:val="16"/>
+              </w:rPr>
+              <w:t>9.5%</w:t>
+            </w:r>
+          </w:p>
+        </w:tc>
+        <w:tc>
+          <w:tcPr>
+            <w:tcW w:type="dxa" w:w="2880"/>
+            <w:vAlign w:val="center"/>
+            <w:shd w:fill="FFFFFF"/>
+            <w:tcMar>
+              <w:top w:w="90" w:type="dxa"/>
+              <w:start w:w="90" w:type="dxa"/>
+              <w:bottom w:w="90" w:type="dxa"/>
+              <w:end w:w="90" w:type="dxa"/>
+            </w:tcMar>
+          </w:tcPr>
+          <w:p>
+            <w:pPr>
+              <w:spacing w:before="60" w:after="60" w:line="240" w:lineRule="auto"/>
+            </w:pPr>
+            <w:r>
+              <w:rPr>
+                <w:b w:val="0"/>
+                <w:color w:val="141414"/>
+                <w:sz w:val="16"/>
+              </w:rPr>
+              <w:t>无阈值报警</w:t>
             </w:r>
           </w:p>
         </w:tc>
@@ -9082,7 +9082,7 @@
                 <w:color w:val="141414"/>
                 <w:sz w:val="16"/>
               </w:rPr>
-              <w:t>2026-10-16</w:t>
+              <w:t>不可得</w:t>
             </w:r>
           </w:p>
         </w:tc>
@@ -9108,7 +9108,7 @@
                 <w:color w:val="141414"/>
                 <w:sz w:val="16"/>
               </w:rPr>
-              <w:t>5.37</w:t>
+              <w:t>nan</w:t>
             </w:r>
           </w:p>
         </w:tc>
@@ -9134,7 +9134,7 @@
                 <w:color w:val="141414"/>
                 <w:sz w:val="16"/>
               </w:rPr>
-              <w:t>21.4%</w:t>
+              <w:t>nan%</w:t>
             </w:r>
           </w:p>
         </w:tc>
@@ -9160,7 +9160,7 @@
                 <w:color w:val="141414"/>
                 <w:sz w:val="16"/>
               </w:rPr>
-              <w:t>call-heavy, strike-concentration</w:t>
+              <w:t>source unavailable</w:t>
             </w:r>
           </w:p>
         </w:tc>
@@ -9179,7 +9179,7 @@
       <w:r>
         <w:drawing>
           <wp:inline xmlns:a="http://schemas.openxmlformats.org/drawingml/2006/main" xmlns:pic="http://schemas.openxmlformats.org/drawingml/2006/picture">
-            <wp:extent cx="5806440" cy="3415937"/>
+            <wp:extent cx="5806440" cy="2472630"/>
             <wp:docPr id="25" name="Picture 25"/>
             <wp:cNvGraphicFramePr>
               <a:graphicFrameLocks noChangeAspect="1"/>
@@ -9200,7 +9200,7 @@
                   <pic:spPr>
                     <a:xfrm>
                       <a:off x="0" y="0"/>
-                      <a:ext cx="5806440" cy="3415937"/>
+                      <a:ext cx="5806440" cy="2472630"/>
                     </a:xfrm>
                     <a:prstGeom prst="rect"/>
                   </pic:spPr>
@@ -9221,7 +9221,7 @@
           <w:color w:val="555555"/>
           <w:sz w:val="17"/>
         </w:rPr>
-        <w:t>图：公开期权链异常扫描。来源/口径：Nasdaq public option-chain endpoint；检查时点 2026-10-14T19:35:40-04:00；无执行方向确认。。</w:t>
+        <w:t>图：公开期权链异常扫描。来源/口径：Nasdaq public option-chain endpoint；检查时点 2026-10-14T19:37:05-04:00；无执行方向确认。。</w:t>
       </w:r>
     </w:p>
     <w:p>
@@ -9262,33 +9262,6 @@
         <w:rPr>
           <w:shd w:fill="E7E6E6"/>
         </w:rPr>
-        <w:t>SNDK</w:t>
-      </w:r>
-      <w:r>
-        <w:t xml:space="preserve">, </w:t>
-      </w:r>
-      <w:r>
-        <w:rPr>
-          <w:shd w:fill="E7E6E6"/>
-        </w:rPr>
-        <w:t>NVDA</w:t>
-      </w:r>
-      <w:r>
-        <w:t xml:space="preserve">, </w:t>
-      </w:r>
-      <w:r>
-        <w:rPr>
-          <w:shd w:fill="E7E6E6"/>
-        </w:rPr>
-        <w:t>AVGO</w:t>
-      </w:r>
-      <w:r>
-        <w:t xml:space="preserve">, </w:t>
-      </w:r>
-      <w:r>
-        <w:rPr>
-          <w:shd w:fill="E7E6E6"/>
-        </w:rPr>
         <w:t>FICO</w:t>
       </w:r>
       <w:r>
@@ -9302,15 +9275,6 @@
       </w:r>
       <w:r>
         <w:t>TWST</w:t>
-      </w:r>
-      <w:r>
-        <w:t xml:space="preserve">, </w:t>
-      </w:r>
-      <w:r>
-        <w:rPr>
-          <w:shd w:fill="E7E6E6"/>
-        </w:rPr>
-        <w:t>CRDO</w:t>
       </w:r>
       <w:r>
         <w:t xml:space="preserve">, </w:t>
@@ -9353,7 +9317,7 @@
       <w:r>
         <w:drawing>
           <wp:inline xmlns:a="http://schemas.openxmlformats.org/drawingml/2006/main" xmlns:pic="http://schemas.openxmlformats.org/drawingml/2006/picture">
-            <wp:extent cx="5806440" cy="2112908"/>
+            <wp:extent cx="5806440" cy="2421243"/>
             <wp:docPr id="26" name="Picture 26"/>
             <wp:cNvGraphicFramePr>
               <a:graphicFrameLocks noChangeAspect="1"/>
@@ -9374,7 +9338,7 @@
                   <pic:spPr>
                     <a:xfrm>
                       <a:off x="0" y="0"/>
-                      <a:ext cx="5806440" cy="2112908"/>
+                      <a:ext cx="5806440" cy="2421243"/>
                     </a:xfrm>
                     <a:prstGeom prst="rect"/>
                   </pic:spPr>

--- a/reports/us_market_recap_2026-10-15_BJT_us_2026-10-14_final.docx
+++ b/reports/us_market_recap_2026-10-15_BJT_us_2026-10-14_final.docx
@@ -1013,7 +1013,7 @@
                 <w:color w:val="141414"/>
                 <w:sz w:val="16"/>
               </w:rPr>
-              <w:t>102.53 / 94.84 / 8.14万美元</w:t>
+              <w:t>102.08 / 94.24 / 8.16万美元</w:t>
             </w:r>
           </w:p>
         </w:tc>
@@ -1040,7 +1040,7 @@
                 <w:color w:val="141414"/>
                 <w:sz w:val="16"/>
               </w:rPr>
-              <w:t>DXY +0.34% / WTI +0.74% / BTC -2.01%</w:t>
+              <w:t>DXY -0.10% / WTI +0.11% / BTC -1.82%</w:t>
             </w:r>
           </w:p>
         </w:tc>
@@ -3824,7 +3824,7 @@
                 <w:color w:val="141414"/>
                 <w:sz w:val="16"/>
               </w:rPr>
-              <w:t>价格 -12.18%；成交 2.01x均量</w:t>
+              <w:t>价格 -12.18%；成交 1.81x均量</w:t>
             </w:r>
           </w:p>
         </w:tc>
@@ -3935,7 +3935,7 @@
                 <w:color w:val="141414"/>
                 <w:sz w:val="16"/>
               </w:rPr>
-              <w:t>价格 -11.82%；成交 1.75x均量</w:t>
+              <w:t>价格 -11.82%；成交 1.88x均量</w:t>
             </w:r>
           </w:p>
         </w:tc>
@@ -4046,7 +4046,7 @@
                 <w:color w:val="141414"/>
                 <w:sz w:val="16"/>
               </w:rPr>
-              <w:t>价格 -11.27%；成交 1.26x均量</w:t>
+              <w:t>价格 -11.27%；成交 1.18x均量</w:t>
             </w:r>
           </w:p>
         </w:tc>
@@ -4268,7 +4268,7 @@
                 <w:color w:val="141414"/>
                 <w:sz w:val="16"/>
               </w:rPr>
-              <w:t>价格 -9.62%；成交 1.30x均量</w:t>
+              <w:t>价格 -9.62%；成交 1.11x均量</w:t>
             </w:r>
           </w:p>
         </w:tc>
@@ -4379,7 +4379,7 @@
                 <w:color w:val="141414"/>
                 <w:sz w:val="16"/>
               </w:rPr>
-              <w:t>价格 -9.53%；成交 1.80x均量</w:t>
+              <w:t>价格 -9.53%；成交 1.64x均量</w:t>
             </w:r>
           </w:p>
         </w:tc>
@@ -4893,7 +4893,7 @@
         <w:t>IREN</w:t>
       </w:r>
       <w:r>
-        <w:t xml:space="preserve"> -12.18%（成交约2.01x均量）；</w:t>
+        <w:t xml:space="preserve"> -12.18%（成交约1.81x均量）；</w:t>
       </w:r>
       <w:r>
         <w:rPr>
@@ -4902,7 +4902,7 @@
         <w:t>AAOI</w:t>
       </w:r>
       <w:r>
-        <w:t xml:space="preserve"> -11.82%（成交约1.75x均量）；</w:t>
+        <w:t xml:space="preserve"> -11.82%（成交约1.88x均量）；</w:t>
       </w:r>
       <w:r>
         <w:rPr>
@@ -4911,7 +4911,7 @@
         <w:t>DELL</w:t>
       </w:r>
       <w:r>
-        <w:t xml:space="preserve"> -11.27%（成交约1.26x均量）；</w:t>
+        <w:t xml:space="preserve"> -11.27%（成交约1.18x均量）；</w:t>
       </w:r>
       <w:r>
         <w:rPr>
@@ -4929,7 +4929,7 @@
         <w:t>CRDO</w:t>
       </w:r>
       <w:r>
-        <w:t xml:space="preserve"> -9.62%（成交约1.30x均量）；</w:t>
+        <w:t xml:space="preserve"> -9.62%（成交约1.11x均量）；</w:t>
       </w:r>
       <w:r>
         <w:rPr>
@@ -4938,7 +4938,7 @@
         <w:t>IONQ</w:t>
       </w:r>
       <w:r>
-        <w:t xml:space="preserve"> -9.53%（成交约1.80x均量）。这些名字先记录为价格/成交异常，随后核对同日公告、研报、公司交流、行业数据或传闻原始出处；没有证据时保留“待验”，不把涨跌倒推成原因。</w:t>
+        <w:t xml:space="preserve"> -9.53%（成交约1.64x均量）。这些名字先记录为价格/成交异常，随后核对同日公告、研报、公司交流、行业数据或传闻原始出处；没有证据时保留“待验”，不把涨跌倒推成原因。</w:t>
       </w:r>
     </w:p>
     <w:p>
@@ -6257,7 +6257,7 @@
                 <w:color w:val="141414"/>
                 <w:sz w:val="16"/>
               </w:rPr>
-              <w:t>2.01x均量</w:t>
+              <w:t>1.81x均量</w:t>
             </w:r>
           </w:p>
         </w:tc>
@@ -6368,7 +6368,7 @@
                 <w:color w:val="141414"/>
                 <w:sz w:val="16"/>
               </w:rPr>
-              <w:t>1.75x均量</w:t>
+              <w:t>1.88x均量</w:t>
             </w:r>
           </w:p>
         </w:tc>
@@ -6479,7 +6479,7 @@
                 <w:color w:val="141414"/>
                 <w:sz w:val="16"/>
               </w:rPr>
-              <w:t>1.26x均量</w:t>
+              <w:t>1.18x均量</w:t>
             </w:r>
           </w:p>
         </w:tc>
@@ -6701,7 +6701,7 @@
                 <w:color w:val="141414"/>
                 <w:sz w:val="16"/>
               </w:rPr>
-              <w:t>1.30x均量</w:t>
+              <w:t>1.11x均量</w:t>
             </w:r>
           </w:p>
         </w:tc>
@@ -6812,7 +6812,7 @@
                 <w:color w:val="141414"/>
                 <w:sz w:val="16"/>
               </w:rPr>
-              <w:t>1.80x均量</w:t>
+              <w:t>1.64x均量</w:t>
             </w:r>
           </w:p>
         </w:tc>
@@ -7314,7 +7314,7 @@
                 <w:color w:val="141414"/>
                 <w:sz w:val="16"/>
               </w:rPr>
-              <w:t>不可得</w:t>
+              <w:t>2026-10-16</w:t>
             </w:r>
           </w:p>
         </w:tc>
@@ -7340,7 +7340,7 @@
                 <w:color w:val="141414"/>
                 <w:sz w:val="16"/>
               </w:rPr>
-              <w:t>nan</w:t>
+              <w:t>0.87</w:t>
             </w:r>
           </w:p>
         </w:tc>
@@ -7366,7 +7366,7 @@
                 <w:color w:val="141414"/>
                 <w:sz w:val="16"/>
               </w:rPr>
-              <w:t>nan%</w:t>
+              <w:t>9.8%</w:t>
             </w:r>
           </w:p>
         </w:tc>
@@ -7392,7 +7392,7 @@
                 <w:color w:val="141414"/>
                 <w:sz w:val="16"/>
               </w:rPr>
-              <w:t>source unavailable</w:t>
+              <w:t>无阈值报警</w:t>
             </w:r>
           </w:p>
         </w:tc>
@@ -7450,7 +7450,7 @@
                 <w:color w:val="141414"/>
                 <w:sz w:val="16"/>
               </w:rPr>
-              <w:t>不可得</w:t>
+              <w:t>2026-10-16</w:t>
             </w:r>
           </w:p>
         </w:tc>
@@ -7476,7 +7476,7 @@
                 <w:color w:val="141414"/>
                 <w:sz w:val="16"/>
               </w:rPr>
-              <w:t>nan</w:t>
+              <w:t>0.78</w:t>
             </w:r>
           </w:p>
         </w:tc>
@@ -7502,7 +7502,7 @@
                 <w:color w:val="141414"/>
                 <w:sz w:val="16"/>
               </w:rPr>
-              <w:t>nan%</w:t>
+              <w:t>19.5%</w:t>
             </w:r>
           </w:p>
         </w:tc>
@@ -7528,7 +7528,7 @@
                 <w:color w:val="141414"/>
                 <w:sz w:val="16"/>
               </w:rPr>
-              <w:t>source unavailable</w:t>
+              <w:t>strike-concentration</w:t>
             </w:r>
           </w:p>
         </w:tc>
@@ -7586,7 +7586,7 @@
                 <w:color w:val="141414"/>
                 <w:sz w:val="16"/>
               </w:rPr>
-              <w:t>不可得</w:t>
+              <w:t>2026-10-16</w:t>
             </w:r>
           </w:p>
         </w:tc>
@@ -7612,7 +7612,7 @@
                 <w:color w:val="141414"/>
                 <w:sz w:val="16"/>
               </w:rPr>
-              <w:t>nan</w:t>
+              <w:t>1.16</w:t>
             </w:r>
           </w:p>
         </w:tc>
@@ -7638,7 +7638,7 @@
                 <w:color w:val="141414"/>
                 <w:sz w:val="16"/>
               </w:rPr>
-              <w:t>nan%</w:t>
+              <w:t>8.6%</w:t>
             </w:r>
           </w:p>
         </w:tc>
@@ -7664,7 +7664,7 @@
                 <w:color w:val="141414"/>
                 <w:sz w:val="16"/>
               </w:rPr>
-              <w:t>source unavailable</w:t>
+              <w:t>无阈值报警</w:t>
             </w:r>
           </w:p>
         </w:tc>
@@ -8674,7 +8674,7 @@
                 <w:color w:val="141414"/>
                 <w:sz w:val="16"/>
               </w:rPr>
-              <w:t>不可得</w:t>
+              <w:t>2026-10-16</w:t>
             </w:r>
           </w:p>
         </w:tc>
@@ -8700,7 +8700,7 @@
                 <w:color w:val="141414"/>
                 <w:sz w:val="16"/>
               </w:rPr>
-              <w:t>nan</w:t>
+              <w:t>5.89</w:t>
             </w:r>
           </w:p>
         </w:tc>
@@ -8726,7 +8726,7 @@
                 <w:color w:val="141414"/>
                 <w:sz w:val="16"/>
               </w:rPr>
-              <w:t>nan%</w:t>
+              <w:t>39.4%</w:t>
             </w:r>
           </w:p>
         </w:tc>
@@ -8752,7 +8752,7 @@
                 <w:color w:val="141414"/>
                 <w:sz w:val="16"/>
               </w:rPr>
-              <w:t>source unavailable</w:t>
+              <w:t>call-heavy, strike-concentration</w:t>
             </w:r>
           </w:p>
         </w:tc>
@@ -9082,7 +9082,7 @@
                 <w:color w:val="141414"/>
                 <w:sz w:val="16"/>
               </w:rPr>
-              <w:t>不可得</w:t>
+              <w:t>2026-10-16</w:t>
             </w:r>
           </w:p>
         </w:tc>
@@ -9108,7 +9108,7 @@
                 <w:color w:val="141414"/>
                 <w:sz w:val="16"/>
               </w:rPr>
-              <w:t>nan</w:t>
+              <w:t>5.37</w:t>
             </w:r>
           </w:p>
         </w:tc>
@@ -9134,7 +9134,7 @@
                 <w:color w:val="141414"/>
                 <w:sz w:val="16"/>
               </w:rPr>
-              <w:t>nan%</w:t>
+              <w:t>21.4%</w:t>
             </w:r>
           </w:p>
         </w:tc>
@@ -9160,7 +9160,7 @@
                 <w:color w:val="141414"/>
                 <w:sz w:val="16"/>
               </w:rPr>
-              <w:t>source unavailable</w:t>
+              <w:t>call-heavy, strike-concentration</w:t>
             </w:r>
           </w:p>
         </w:tc>
@@ -9179,7 +9179,7 @@
       <w:r>
         <w:drawing>
           <wp:inline xmlns:a="http://schemas.openxmlformats.org/drawingml/2006/main" xmlns:pic="http://schemas.openxmlformats.org/drawingml/2006/picture">
-            <wp:extent cx="5806440" cy="2472630"/>
+            <wp:extent cx="5806440" cy="2001883"/>
             <wp:docPr id="25" name="Picture 25"/>
             <wp:cNvGraphicFramePr>
               <a:graphicFrameLocks noChangeAspect="1"/>
@@ -9200,7 +9200,7 @@
                   <pic:spPr>
                     <a:xfrm>
                       <a:off x="0" y="0"/>
-                      <a:ext cx="5806440" cy="2472630"/>
+                      <a:ext cx="5806440" cy="2001883"/>
                     </a:xfrm>
                     <a:prstGeom prst="rect"/>
                   </pic:spPr>
@@ -9221,7 +9221,7 @@
           <w:color w:val="555555"/>
           <w:sz w:val="17"/>
         </w:rPr>
-        <w:t>图：公开期权链异常扫描。来源/口径：Nasdaq public option-chain endpoint；检查时点 2026-10-14T19:37:05-04:00；无执行方向确认。。</w:t>
+        <w:t>图：公开期权链异常扫描。来源/口径：Nasdaq public option-chain endpoint；检查时点 2026-10-14T21:24:53-04:00；无执行方向确认。。</w:t>
       </w:r>
     </w:p>
     <w:p>
@@ -9235,25 +9235,7 @@
         <w:rPr>
           <w:shd w:fill="E7E6E6"/>
         </w:rPr>
-        <w:t>COHR</w:t>
-      </w:r>
-      <w:r>
-        <w:t xml:space="preserve">, </w:t>
-      </w:r>
-      <w:r>
-        <w:rPr>
-          <w:shd w:fill="E7E6E6"/>
-        </w:rPr>
         <w:t>CIEN</w:t>
-      </w:r>
-      <w:r>
-        <w:t xml:space="preserve">, </w:t>
-      </w:r>
-      <w:r>
-        <w:rPr>
-          <w:shd w:fill="E7E6E6"/>
-        </w:rPr>
-        <w:t>AAOI</w:t>
       </w:r>
       <w:r>
         <w:t xml:space="preserve">, </w:t>
@@ -9317,7 +9299,7 @@
       <w:r>
         <w:drawing>
           <wp:inline xmlns:a="http://schemas.openxmlformats.org/drawingml/2006/main" xmlns:pic="http://schemas.openxmlformats.org/drawingml/2006/picture">
-            <wp:extent cx="5806440" cy="2421243"/>
+            <wp:extent cx="5806440" cy="3193704"/>
             <wp:docPr id="26" name="Picture 26"/>
             <wp:cNvGraphicFramePr>
               <a:graphicFrameLocks noChangeAspect="1"/>
@@ -9338,7 +9320,7 @@
                   <pic:spPr>
                     <a:xfrm>
                       <a:off x="0" y="0"/>
-                      <a:ext cx="5806440" cy="2421243"/>
+                      <a:ext cx="5806440" cy="3193704"/>
                     </a:xfrm>
                     <a:prstGeom prst="rect"/>
                   </pic:spPr>

--- a/reports/us_market_recap_2026-10-15_BJT_us_2026-10-14_final.docx
+++ b/reports/us_market_recap_2026-10-15_BJT_us_2026-10-14_final.docx
@@ -1013,7 +1013,7 @@
                 <w:color w:val="141414"/>
                 <w:sz w:val="16"/>
               </w:rPr>
-              <w:t>102.08 / 94.24 / 8.16万美元</w:t>
+              <w:t>102.53 / 94.84 / 8.14万美元</w:t>
             </w:r>
           </w:p>
         </w:tc>
@@ -1040,7 +1040,7 @@
                 <w:color w:val="141414"/>
                 <w:sz w:val="16"/>
               </w:rPr>
-              <w:t>DXY -0.10% / WTI +0.11% / BTC -1.82%</w:t>
+              <w:t>DXY +0.34% / WTI +0.74% / BTC -2.01%</w:t>
             </w:r>
           </w:p>
         </w:tc>
@@ -3824,7 +3824,7 @@
                 <w:color w:val="141414"/>
                 <w:sz w:val="16"/>
               </w:rPr>
-              <w:t>价格 -12.18%；成交 1.81x均量</w:t>
+              <w:t>价格 -12.18%；成交 2.01x均量</w:t>
             </w:r>
           </w:p>
         </w:tc>
@@ -3935,7 +3935,7 @@
                 <w:color w:val="141414"/>
                 <w:sz w:val="16"/>
               </w:rPr>
-              <w:t>价格 -11.82%；成交 1.88x均量</w:t>
+              <w:t>价格 -11.82%；成交 1.75x均量</w:t>
             </w:r>
           </w:p>
         </w:tc>
@@ -4046,7 +4046,7 @@
                 <w:color w:val="141414"/>
                 <w:sz w:val="16"/>
               </w:rPr>
-              <w:t>价格 -11.27%；成交 1.18x均量</w:t>
+              <w:t>价格 -11.27%；成交 1.26x均量</w:t>
             </w:r>
           </w:p>
         </w:tc>
@@ -4268,7 +4268,7 @@
                 <w:color w:val="141414"/>
                 <w:sz w:val="16"/>
               </w:rPr>
-              <w:t>价格 -9.62%；成交 1.11x均量</w:t>
+              <w:t>价格 -9.62%；成交 1.30x均量</w:t>
             </w:r>
           </w:p>
         </w:tc>
@@ -4379,7 +4379,7 @@
                 <w:color w:val="141414"/>
                 <w:sz w:val="16"/>
               </w:rPr>
-              <w:t>价格 -9.53%；成交 1.64x均量</w:t>
+              <w:t>价格 -9.53%；成交 1.80x均量</w:t>
             </w:r>
           </w:p>
         </w:tc>
@@ -4893,7 +4893,7 @@
         <w:t>IREN</w:t>
       </w:r>
       <w:r>
-        <w:t xml:space="preserve"> -12.18%（成交约1.81x均量）；</w:t>
+        <w:t xml:space="preserve"> -12.18%（成交约2.01x均量）；</w:t>
       </w:r>
       <w:r>
         <w:rPr>
@@ -4902,7 +4902,7 @@
         <w:t>AAOI</w:t>
       </w:r>
       <w:r>
-        <w:t xml:space="preserve"> -11.82%（成交约1.88x均量）；</w:t>
+        <w:t xml:space="preserve"> -11.82%（成交约1.75x均量）；</w:t>
       </w:r>
       <w:r>
         <w:rPr>
@@ -4911,7 +4911,7 @@
         <w:t>DELL</w:t>
       </w:r>
       <w:r>
-        <w:t xml:space="preserve"> -11.27%（成交约1.18x均量）；</w:t>
+        <w:t xml:space="preserve"> -11.27%（成交约1.26x均量）；</w:t>
       </w:r>
       <w:r>
         <w:rPr>
@@ -4929,7 +4929,7 @@
         <w:t>CRDO</w:t>
       </w:r>
       <w:r>
-        <w:t xml:space="preserve"> -9.62%（成交约1.11x均量）；</w:t>
+        <w:t xml:space="preserve"> -9.62%（成交约1.30x均量）；</w:t>
       </w:r>
       <w:r>
         <w:rPr>
@@ -4938,7 +4938,7 @@
         <w:t>IONQ</w:t>
       </w:r>
       <w:r>
-        <w:t xml:space="preserve"> -9.53%（成交约1.64x均量）。这些名字先记录为价格/成交异常，随后核对同日公告、研报、公司交流、行业数据或传闻原始出处；没有证据时保留“待验”，不把涨跌倒推成原因。</w:t>
+        <w:t xml:space="preserve"> -9.53%（成交约1.80x均量）。这些名字先记录为价格/成交异常，随后核对同日公告、研报、公司交流、行业数据或传闻原始出处；没有证据时保留“待验”，不把涨跌倒推成原因。</w:t>
       </w:r>
     </w:p>
     <w:p>
@@ -6257,7 +6257,7 @@
                 <w:color w:val="141414"/>
                 <w:sz w:val="16"/>
               </w:rPr>
-              <w:t>1.81x均量</w:t>
+              <w:t>2.01x均量</w:t>
             </w:r>
           </w:p>
         </w:tc>
@@ -6368,7 +6368,7 @@
                 <w:color w:val="141414"/>
                 <w:sz w:val="16"/>
               </w:rPr>
-              <w:t>1.88x均量</w:t>
+              <w:t>1.75x均量</w:t>
             </w:r>
           </w:p>
         </w:tc>
@@ -6479,7 +6479,7 @@
                 <w:color w:val="141414"/>
                 <w:sz w:val="16"/>
               </w:rPr>
-              <w:t>1.18x均量</w:t>
+              <w:t>1.26x均量</w:t>
             </w:r>
           </w:p>
         </w:tc>
@@ -6701,7 +6701,7 @@
                 <w:color w:val="141414"/>
                 <w:sz w:val="16"/>
               </w:rPr>
-              <w:t>1.11x均量</w:t>
+              <w:t>1.30x均量</w:t>
             </w:r>
           </w:p>
         </w:tc>
@@ -6812,7 +6812,7 @@
                 <w:color w:val="141414"/>
                 <w:sz w:val="16"/>
               </w:rPr>
-              <w:t>1.64x均量</w:t>
+              <w:t>1.80x均量</w:t>
             </w:r>
           </w:p>
         </w:tc>
@@ -7314,7 +7314,7 @@
                 <w:color w:val="141414"/>
                 <w:sz w:val="16"/>
               </w:rPr>
-              <w:t>2026-10-16</w:t>
+              <w:t>不可得</w:t>
             </w:r>
           </w:p>
         </w:tc>
@@ -7340,7 +7340,7 @@
                 <w:color w:val="141414"/>
                 <w:sz w:val="16"/>
               </w:rPr>
-              <w:t>0.87</w:t>
+              <w:t>nan</w:t>
             </w:r>
           </w:p>
         </w:tc>
@@ -7366,7 +7366,7 @@
                 <w:color w:val="141414"/>
                 <w:sz w:val="16"/>
               </w:rPr>
-              <w:t>9.8%</w:t>
+              <w:t>nan%</w:t>
             </w:r>
           </w:p>
         </w:tc>
@@ -7392,7 +7392,7 @@
                 <w:color w:val="141414"/>
                 <w:sz w:val="16"/>
               </w:rPr>
-              <w:t>无阈值报警</w:t>
+              <w:t>source unavailable</w:t>
             </w:r>
           </w:p>
         </w:tc>
@@ -7450,7 +7450,7 @@
                 <w:color w:val="141414"/>
                 <w:sz w:val="16"/>
               </w:rPr>
-              <w:t>2026-10-16</w:t>
+              <w:t>不可得</w:t>
             </w:r>
           </w:p>
         </w:tc>
@@ -7476,7 +7476,7 @@
                 <w:color w:val="141414"/>
                 <w:sz w:val="16"/>
               </w:rPr>
-              <w:t>0.78</w:t>
+              <w:t>nan</w:t>
             </w:r>
           </w:p>
         </w:tc>
@@ -7502,7 +7502,7 @@
                 <w:color w:val="141414"/>
                 <w:sz w:val="16"/>
               </w:rPr>
-              <w:t>19.5%</w:t>
+              <w:t>nan%</w:t>
             </w:r>
           </w:p>
         </w:tc>
@@ -7528,7 +7528,7 @@
                 <w:color w:val="141414"/>
                 <w:sz w:val="16"/>
               </w:rPr>
-              <w:t>strike-concentration</w:t>
+              <w:t>source unavailable</w:t>
             </w:r>
           </w:p>
         </w:tc>
@@ -7586,7 +7586,7 @@
                 <w:color w:val="141414"/>
                 <w:sz w:val="16"/>
               </w:rPr>
-              <w:t>2026-10-16</w:t>
+              <w:t>不可得</w:t>
             </w:r>
           </w:p>
         </w:tc>
@@ -7612,7 +7612,7 @@
                 <w:color w:val="141414"/>
                 <w:sz w:val="16"/>
               </w:rPr>
-              <w:t>1.16</w:t>
+              <w:t>nan</w:t>
             </w:r>
           </w:p>
         </w:tc>
@@ -7638,7 +7638,7 @@
                 <w:color w:val="141414"/>
                 <w:sz w:val="16"/>
               </w:rPr>
-              <w:t>8.6%</w:t>
+              <w:t>nan%</w:t>
             </w:r>
           </w:p>
         </w:tc>
@@ -7664,7 +7664,7 @@
                 <w:color w:val="141414"/>
                 <w:sz w:val="16"/>
               </w:rPr>
-              <w:t>无阈值报警</w:t>
+              <w:t>source unavailable</w:t>
             </w:r>
           </w:p>
         </w:tc>
@@ -8674,7 +8674,7 @@
                 <w:color w:val="141414"/>
                 <w:sz w:val="16"/>
               </w:rPr>
-              <w:t>2026-10-16</w:t>
+              <w:t>不可得</w:t>
             </w:r>
           </w:p>
         </w:tc>
@@ -8700,7 +8700,7 @@
                 <w:color w:val="141414"/>
                 <w:sz w:val="16"/>
               </w:rPr>
-              <w:t>5.89</w:t>
+              <w:t>nan</w:t>
             </w:r>
           </w:p>
         </w:tc>
@@ -8726,7 +8726,7 @@
                 <w:color w:val="141414"/>
                 <w:sz w:val="16"/>
               </w:rPr>
-              <w:t>39.4%</w:t>
+              <w:t>nan%</w:t>
             </w:r>
           </w:p>
         </w:tc>
@@ -8752,7 +8752,7 @@
                 <w:color w:val="141414"/>
                 <w:sz w:val="16"/>
               </w:rPr>
-              <w:t>call-heavy, strike-concentration</w:t>
+              <w:t>source unavailable</w:t>
             </w:r>
           </w:p>
         </w:tc>
@@ -9082,7 +9082,7 @@
                 <w:color w:val="141414"/>
                 <w:sz w:val="16"/>
               </w:rPr>
-              <w:t>2026-10-16</w:t>
+              <w:t>不可得</w:t>
             </w:r>
           </w:p>
         </w:tc>
@@ -9108,7 +9108,7 @@
                 <w:color w:val="141414"/>
                 <w:sz w:val="16"/>
               </w:rPr>
-              <w:t>5.37</w:t>
+              <w:t>nan</w:t>
             </w:r>
           </w:p>
         </w:tc>
@@ -9134,7 +9134,7 @@
                 <w:color w:val="141414"/>
                 <w:sz w:val="16"/>
               </w:rPr>
-              <w:t>21.4%</w:t>
+              <w:t>nan%</w:t>
             </w:r>
           </w:p>
         </w:tc>
@@ -9160,7 +9160,7 @@
                 <w:color w:val="141414"/>
                 <w:sz w:val="16"/>
               </w:rPr>
-              <w:t>call-heavy, strike-concentration</w:t>
+              <w:t>source unavailable</w:t>
             </w:r>
           </w:p>
         </w:tc>
@@ -9179,7 +9179,7 @@
       <w:r>
         <w:drawing>
           <wp:inline xmlns:a="http://schemas.openxmlformats.org/drawingml/2006/main" xmlns:pic="http://schemas.openxmlformats.org/drawingml/2006/picture">
-            <wp:extent cx="5806440" cy="2001883"/>
+            <wp:extent cx="5806440" cy="2472630"/>
             <wp:docPr id="25" name="Picture 25"/>
             <wp:cNvGraphicFramePr>
               <a:graphicFrameLocks noChangeAspect="1"/>
@@ -9200,7 +9200,7 @@
                   <pic:spPr>
                     <a:xfrm>
                       <a:off x="0" y="0"/>
-                      <a:ext cx="5806440" cy="2001883"/>
+                      <a:ext cx="5806440" cy="2472630"/>
                     </a:xfrm>
                     <a:prstGeom prst="rect"/>
                   </pic:spPr>
@@ -9221,7 +9221,7 @@
           <w:color w:val="555555"/>
           <w:sz w:val="17"/>
         </w:rPr>
-        <w:t>图：公开期权链异常扫描。来源/口径：Nasdaq public option-chain endpoint；检查时点 2026-10-14T21:24:53-04:00；无执行方向确认。。</w:t>
+        <w:t>图：公开期权链异常扫描。来源/口径：Nasdaq public option-chain endpoint；检查时点 2026-10-14T19:37:05-04:00；无执行方向确认。。</w:t>
       </w:r>
     </w:p>
     <w:p>
@@ -9235,7 +9235,25 @@
         <w:rPr>
           <w:shd w:fill="E7E6E6"/>
         </w:rPr>
+        <w:t>COHR</w:t>
+      </w:r>
+      <w:r>
+        <w:t xml:space="preserve">, </w:t>
+      </w:r>
+      <w:r>
+        <w:rPr>
+          <w:shd w:fill="E7E6E6"/>
+        </w:rPr>
         <w:t>CIEN</w:t>
+      </w:r>
+      <w:r>
+        <w:t xml:space="preserve">, </w:t>
+      </w:r>
+      <w:r>
+        <w:rPr>
+          <w:shd w:fill="E7E6E6"/>
+        </w:rPr>
+        <w:t>AAOI</w:t>
       </w:r>
       <w:r>
         <w:t xml:space="preserve">, </w:t>
@@ -9299,7 +9317,7 @@
       <w:r>
         <w:drawing>
           <wp:inline xmlns:a="http://schemas.openxmlformats.org/drawingml/2006/main" xmlns:pic="http://schemas.openxmlformats.org/drawingml/2006/picture">
-            <wp:extent cx="5806440" cy="3193704"/>
+            <wp:extent cx="5806440" cy="2421243"/>
             <wp:docPr id="26" name="Picture 26"/>
             <wp:cNvGraphicFramePr>
               <a:graphicFrameLocks noChangeAspect="1"/>
@@ -9320,7 +9338,7 @@
                   <pic:spPr>
                     <a:xfrm>
                       <a:off x="0" y="0"/>
-                      <a:ext cx="5806440" cy="3193704"/>
+                      <a:ext cx="5806440" cy="2421243"/>
                     </a:xfrm>
                     <a:prstGeom prst="rect"/>
                   </pic:spPr>
